--- a/day-1.docx
+++ b/day-1.docx
@@ -7,7 +7,7 @@
         <w:t xml:space="preserve">I have solved </w:t>
       </w:r>
       <w:r>
-        <w:t>7</w:t>
+        <w:t xml:space="preserve">5 </w:t>
       </w:r>
       <w:r>
         <w:t xml:space="preserve"> </w:t>
@@ -208,15 +208,6 @@
           <w:numId w:val="1"/>
         </w:numPr>
       </w:pPr>
-    </w:p>
-    <w:p>
-      <w:pPr>
-        <w:pStyle w:val="ListParagraph"/>
-        <w:numPr>
-          <w:ilvl w:val="0"/>
-          <w:numId w:val="1"/>
-        </w:numPr>
-      </w:pPr>
       <w:hyperlink r:id="rId9" w:history="1">
         <w:r>
           <w:rPr>
@@ -299,11 +290,7 @@
         <w:t xml:space="preserve"> am doing these </w:t>
       </w:r>
       <w:r>
-        <w:t xml:space="preserve">such like I am building </w:t>
-      </w:r>
-      <w:r>
-        <w:lastRenderedPageBreak/>
-        <w:t xml:space="preserve">these algorithm from scratch and the </w:t>
+        <w:t xml:space="preserve">such like I am building these algorithm from scratch and the </w:t>
       </w:r>
       <w:proofErr w:type="spellStart"/>
       <w:r>
@@ -324,6 +311,7 @@
     </w:p>
     <w:p>
       <w:r>
+        <w:lastRenderedPageBreak/>
         <w:t xml:space="preserve"> </w:t>
       </w:r>
     </w:p>
@@ -360,6 +348,14 @@
       </w:r>
       <w:r>
         <w:t>, gradient descent algorithm , linear regression and other staffs from scratch . I have just started with that transformer architecture.</w:t>
+      </w:r>
+    </w:p>
+    <w:p>
+      <w:r>
+        <w:t>Today I have learned how a single neuron makes the output, the back propagation algorithm, and how it works in the background.</w:t>
+      </w:r>
+      <w:r>
+        <w:t xml:space="preserve"> How a neural network learns from its mistakes or errors</w:t>
       </w:r>
     </w:p>
     <w:p>
@@ -1222,7 +1218,6 @@
   <w:style w:type="character" w:default="1" w:styleId="DefaultParagraphFont">
     <w:name w:val="Default Paragraph Font"/>
     <w:uiPriority w:val="1"/>
-    <w:semiHidden/>
     <w:unhideWhenUsed/>
   </w:style>
   <w:style w:type="table" w:default="1" w:styleId="TableNormal">

--- a/day-1.docx
+++ b/day-1.docx
@@ -357,16 +357,19 @@
       <w:r>
         <w:t xml:space="preserve"> How a neural network learns from its mistakes or errors</w:t>
       </w:r>
-    </w:p>
-    <w:p>
-      <w:r>
-        <w:t xml:space="preserve">I am preparing for the database </w:t>
-      </w:r>
-      <w:r>
-        <w:t>interview from absolute zero . Just started with SQL and the theor</w:t>
-      </w:r>
-      <w:r>
-        <w:t>ies of database .</w:t>
+      <w:r>
+        <w:t xml:space="preserve">, chain rule of back propagation , </w:t>
+      </w:r>
+      <w:proofErr w:type="spellStart"/>
+      <w:r>
+        <w:t>multi layer</w:t>
+      </w:r>
+      <w:proofErr w:type="spellEnd"/>
+      <w:r>
+        <w:t xml:space="preserve"> </w:t>
+      </w:r>
+      <w:r>
+        <w:t>neuron ,</w:t>
       </w:r>
     </w:p>
     <w:p>

--- a/day-1.docx
+++ b/day-1.docx
@@ -3,9 +3,84 @@
 <w:document xmlns:wpc="http://schemas.microsoft.com/office/word/2010/wordprocessingCanvas" xmlns:cx="http://schemas.microsoft.com/office/drawing/2014/chartex" xmlns:cx1="http://schemas.microsoft.com/office/drawing/2015/9/8/chartex" xmlns:cx2="http://schemas.microsoft.com/office/drawing/2015/10/21/chartex" xmlns:cx3="http://schemas.microsoft.com/office/drawing/2016/5/9/chartex" xmlns:cx4="http://schemas.microsoft.com/office/drawing/2016/5/10/chartex" xmlns:cx5="http://schemas.microsoft.com/office/drawing/2016/5/11/chartex" xmlns:cx6="http://schemas.microsoft.com/office/drawing/2016/5/12/chartex" xmlns:cx7="http://schemas.microsoft.com/office/drawing/2016/5/13/chartex" xmlns:cx8="http://schemas.microsoft.com/office/drawing/2016/5/14/chartex" xmlns:mc="http://schemas.openxmlformats.org/markup-compatibility/2006" xmlns:aink="http://schemas.microsoft.com/office/drawing/2016/ink" xmlns:am3d="http://schemas.microsoft.com/office/drawing/2017/model3d" xmlns:o="urn:schemas-microsoft-com:office:office" xmlns:oel="http://schemas.microsoft.com/office/2019/extlst" xmlns:r="http://schemas.openxmlformats.org/officeDocument/2006/relationships" xmlns:m="http://schemas.openxmlformats.org/officeDocument/2006/math" xmlns:v="urn:schemas-microsoft-com:vml" xmlns:wp14="http://schemas.microsoft.com/office/word/2010/wordprocessingDrawing" xmlns:wp="http://schemas.openxmlformats.org/drawingml/2006/wordprocessingDrawing" xmlns:w10="urn:schemas-microsoft-com:office:word" xmlns:w="http://schemas.openxmlformats.org/wordprocessingml/2006/main" xmlns:w14="http://schemas.microsoft.com/office/word/2010/wordml" xmlns:w15="http://schemas.microsoft.com/office/word/2012/wordml" xmlns:w16cex="http://schemas.microsoft.com/office/word/2018/wordml/cex" xmlns:w16cid="http://schemas.microsoft.com/office/word/2016/wordml/cid" xmlns:w16="http://schemas.microsoft.com/office/word/2018/wordml" xmlns:w16du="http://schemas.microsoft.com/office/word/2023/wordml/word16du" xmlns:w16sdtdh="http://schemas.microsoft.com/office/word/2020/wordml/sdtdatahash" xmlns:w16sdtfl="http://schemas.microsoft.com/office/word/2024/wordml/sdtformatlock" xmlns:w16se="http://schemas.microsoft.com/office/word/2015/wordml/symex" xmlns:wpg="http://schemas.microsoft.com/office/word/2010/wordprocessingGroup" xmlns:wpi="http://schemas.microsoft.com/office/word/2010/wordprocessingInk" xmlns:wne="http://schemas.microsoft.com/office/word/2006/wordml" xmlns:wps="http://schemas.microsoft.com/office/word/2010/wordprocessingShape" mc:Ignorable="w14 w15 w16se w16cid w16 w16cex w16sdtdh w16sdtfl w16du wp14">
   <w:body>
     <w:p>
+      <w:proofErr w:type="gramStart"/>
+      <w:r>
+        <w:t>Topic :</w:t>
+      </w:r>
+      <w:proofErr w:type="gramEnd"/>
+      <w:r>
+        <w:t xml:space="preserve"> </w:t>
+      </w:r>
+      <w:proofErr w:type="spellStart"/>
+      <w:r>
+        <w:t>dsa</w:t>
+      </w:r>
+      <w:proofErr w:type="spellEnd"/>
+      <w:r>
+        <w:t xml:space="preserve">, machine learning </w:t>
+      </w:r>
+      <w:proofErr w:type="gramStart"/>
+      <w:r>
+        <w:t>( naïve</w:t>
+      </w:r>
+      <w:proofErr w:type="gramEnd"/>
+      <w:r>
+        <w:t xml:space="preserve"> bayes, k nearest </w:t>
+      </w:r>
+      <w:proofErr w:type="gramStart"/>
+      <w:r>
+        <w:t>neighbors )</w:t>
+      </w:r>
+      <w:proofErr w:type="gramEnd"/>
+      <w:r>
+        <w:t xml:space="preserve"> , deep learning </w:t>
+      </w:r>
+      <w:proofErr w:type="gramStart"/>
+      <w:r>
+        <w:t xml:space="preserve">( </w:t>
+      </w:r>
+      <w:proofErr w:type="spellStart"/>
+      <w:r>
+        <w:t>multi</w:t>
+      </w:r>
+      <w:proofErr w:type="gramEnd"/>
+      <w:r>
+        <w:t xml:space="preserve"> layer</w:t>
+      </w:r>
+      <w:proofErr w:type="spellEnd"/>
+      <w:r>
+        <w:t xml:space="preserve"> </w:t>
+      </w:r>
+      <w:proofErr w:type="gramStart"/>
+      <w:r>
+        <w:t>neuron ,backpropagation</w:t>
+      </w:r>
+      <w:proofErr w:type="gramEnd"/>
+      <w:r>
+        <w:t xml:space="preserve"> </w:t>
+      </w:r>
+      <w:proofErr w:type="gramStart"/>
+      <w:r>
+        <w:t>,  chain</w:t>
+      </w:r>
+      <w:proofErr w:type="gramEnd"/>
+      <w:r>
+        <w:t xml:space="preserve"> </w:t>
+      </w:r>
+      <w:proofErr w:type="gramStart"/>
+      <w:r>
+        <w:t>rule )</w:t>
+      </w:r>
+      <w:proofErr w:type="gramEnd"/>
+      <w:r>
+        <w:t xml:space="preserve"> </w:t>
+      </w:r>
+    </w:p>
+    <w:p>
       <w:r>
         <w:t xml:space="preserve">I have solved </w:t>
       </w:r>
+      <w:proofErr w:type="gramStart"/>
       <w:r>
         <w:t xml:space="preserve">5 </w:t>
       </w:r>
@@ -17,6 +92,7 @@
         <w:t>leetcode</w:t>
       </w:r>
       <w:proofErr w:type="spellEnd"/>
+      <w:proofErr w:type="gramEnd"/>
       <w:r>
         <w:t xml:space="preserve"> problems today.</w:t>
       </w:r>
@@ -29,7 +105,7 @@
           <w:numId w:val="1"/>
         </w:numPr>
       </w:pPr>
-      <w:hyperlink r:id="rId5" w:history="1">
+      <w:hyperlink r:id="rId6" w:history="1">
         <w:r>
           <w:rPr>
             <w:rStyle w:val="Hyperlink"/>
@@ -40,8 +116,29 @@
         </w:r>
       </w:hyperlink>
       <w:r>
-        <w:t xml:space="preserve"> : normal greedy approach</w:t>
-      </w:r>
+        <w:t xml:space="preserve"> : </w:t>
+      </w:r>
+      <w:proofErr w:type="gramStart"/>
+      <w:r>
+        <w:t>normal</w:t>
+      </w:r>
+      <w:proofErr w:type="gramEnd"/>
+      <w:r>
+        <w:t xml:space="preserve"> </w:t>
+      </w:r>
+      <w:proofErr w:type="gramStart"/>
+      <w:r>
+        <w:t>greedy</w:t>
+      </w:r>
+      <w:proofErr w:type="gramEnd"/>
+      <w:r>
+        <w:t xml:space="preserve"> </w:t>
+      </w:r>
+      <w:proofErr w:type="gramStart"/>
+      <w:r>
+        <w:t>approach</w:t>
+      </w:r>
+      <w:proofErr w:type="gramEnd"/>
     </w:p>
     <w:p>
       <w:pPr>
@@ -51,7 +148,7 @@
           <w:numId w:val="1"/>
         </w:numPr>
       </w:pPr>
-      <w:hyperlink r:id="rId6" w:history="1">
+      <w:hyperlink r:id="rId7" w:history="1">
         <w:r>
           <w:rPr>
             <w:rStyle w:val="Hyperlink"/>
@@ -65,7 +162,15 @@
         <w:t xml:space="preserve"> : here </w:t>
       </w:r>
       <w:r>
-        <w:t xml:space="preserve">I have to use the </w:t>
+        <w:t xml:space="preserve">I </w:t>
+      </w:r>
+      <w:proofErr w:type="gramStart"/>
+      <w:r>
+        <w:t>have to</w:t>
+      </w:r>
+      <w:proofErr w:type="gramEnd"/>
+      <w:r>
+        <w:t xml:space="preserve"> use the </w:t>
       </w:r>
       <w:proofErr w:type="spellStart"/>
       <w:r>
@@ -81,7 +186,23 @@
       </w:r>
       <w:proofErr w:type="spellEnd"/>
       <w:r>
-        <w:t xml:space="preserve"> algorithm because it is a circular subarray sum so I have to use the reverse </w:t>
+        <w:t xml:space="preserve"> algorithm because it is a circular subarray </w:t>
+      </w:r>
+      <w:proofErr w:type="gramStart"/>
+      <w:r>
+        <w:t>sum</w:t>
+      </w:r>
+      <w:proofErr w:type="gramEnd"/>
+      <w:r>
+        <w:t xml:space="preserve"> so I </w:t>
+      </w:r>
+      <w:proofErr w:type="gramStart"/>
+      <w:r>
+        <w:t>have to</w:t>
+      </w:r>
+      <w:proofErr w:type="gramEnd"/>
+      <w:r>
+        <w:t xml:space="preserve"> use the reverse </w:t>
       </w:r>
       <w:proofErr w:type="spellStart"/>
       <w:r>
@@ -108,7 +229,31 @@
       </w:r>
       <w:proofErr w:type="spellEnd"/>
       <w:r>
-        <w:t xml:space="preserve"> intuition will be that if the maximum subarray sum is less than 0, that means if it's negative, in that case all the numbers are negative and I will just return the max subarray. If it is not, I will first of all remove the min sum from the maximum. now then I will return the maximum one.</w:t>
+        <w:t xml:space="preserve"> intuition will be that if the maximum subarray sum is less than 0, that means if it's negative, in that case all the numbers are negative and I will just return the max subarray. If it is not, I will </w:t>
+      </w:r>
+      <w:proofErr w:type="gramStart"/>
+      <w:r>
+        <w:t>first of all</w:t>
+      </w:r>
+      <w:proofErr w:type="gramEnd"/>
+      <w:r>
+        <w:t xml:space="preserve"> remove the </w:t>
+      </w:r>
+      <w:proofErr w:type="gramStart"/>
+      <w:r>
+        <w:t>min sum</w:t>
+      </w:r>
+      <w:proofErr w:type="gramEnd"/>
+      <w:r>
+        <w:t xml:space="preserve"> from the maximum. </w:t>
+      </w:r>
+      <w:proofErr w:type="gramStart"/>
+      <w:r>
+        <w:t>now</w:t>
+      </w:r>
+      <w:proofErr w:type="gramEnd"/>
+      <w:r>
+        <w:t xml:space="preserve"> then I will return the maximum one.</w:t>
       </w:r>
     </w:p>
     <w:p>
@@ -119,7 +264,7 @@
           <w:numId w:val="1"/>
         </w:numPr>
       </w:pPr>
-      <w:hyperlink r:id="rId7" w:history="1">
+      <w:hyperlink r:id="rId8" w:history="1">
         <w:r>
           <w:rPr>
             <w:rStyle w:val="Hyperlink"/>
@@ -133,7 +278,23 @@
         <w:t xml:space="preserve"> : </w:t>
       </w:r>
       <w:r>
-        <w:t>this was a kind of fun type of question but I, first of all, can't get the intuition. The intuition is that I have to go from the goal to my starting index and I will just try to find out if I can go from the previous index to the next index. In every iteration I will just change my goal or destination.</w:t>
+        <w:t xml:space="preserve">this was a kind of fun type of question but I, </w:t>
+      </w:r>
+      <w:proofErr w:type="gramStart"/>
+      <w:r>
+        <w:t>first of all</w:t>
+      </w:r>
+      <w:proofErr w:type="gramEnd"/>
+      <w:r>
+        <w:t xml:space="preserve">, can't get the intuition. The intuition is that I </w:t>
+      </w:r>
+      <w:proofErr w:type="gramStart"/>
+      <w:r>
+        <w:t>have to</w:t>
+      </w:r>
+      <w:proofErr w:type="gramEnd"/>
+      <w:r>
+        <w:t xml:space="preserve"> go from the goal to my starting index and I will just try to find out if I can go from the previous index to the next index. In every iteration I will just change my goal or destination.</w:t>
       </w:r>
       <w:r>
         <w:t xml:space="preserve"> Last of all I will check if I can reach my starting index.</w:t>
@@ -147,7 +308,7 @@
           <w:numId w:val="1"/>
         </w:numPr>
       </w:pPr>
-      <w:hyperlink r:id="rId8" w:history="1">
+      <w:hyperlink r:id="rId9" w:history="1">
         <w:r>
           <w:rPr>
             <w:rStyle w:val="Hyperlink"/>
@@ -163,14 +324,27 @@
       <w:r>
         <w:t xml:space="preserve"> </w:t>
       </w:r>
-      <w:r>
-        <w:t xml:space="preserve">though it is a </w:t>
+      <w:proofErr w:type="gramStart"/>
+      <w:r>
+        <w:t>though</w:t>
+      </w:r>
+      <w:proofErr w:type="gramEnd"/>
+      <w:r>
+        <w:t xml:space="preserve"> it is a </w:t>
       </w:r>
       <w:r>
         <w:t>greedy</w:t>
       </w:r>
       <w:r>
-        <w:t xml:space="preserve"> Algorithm problem, the array can be robust so I have used here dynamic programming, especially the </w:t>
+        <w:t xml:space="preserve"> Algorithm problem, the array can be </w:t>
+      </w:r>
+      <w:proofErr w:type="gramStart"/>
+      <w:r>
+        <w:t>robust</w:t>
+      </w:r>
+      <w:proofErr w:type="gramEnd"/>
+      <w:r>
+        <w:t xml:space="preserve"> so I have used here dynamic programming, especially the </w:t>
       </w:r>
       <w:proofErr w:type="spellStart"/>
       <w:r>
@@ -186,7 +360,15 @@
       </w:r>
       <w:proofErr w:type="spellEnd"/>
       <w:r>
-        <w:t xml:space="preserve"> approach the solution is pretty easy, as with the other normal </w:t>
+        <w:t xml:space="preserve"> approach the solution is </w:t>
+      </w:r>
+      <w:proofErr w:type="gramStart"/>
+      <w:r>
+        <w:t>pretty easy</w:t>
+      </w:r>
+      <w:proofErr w:type="gramEnd"/>
+      <w:r>
+        <w:t xml:space="preserve">, as with the other normal </w:t>
       </w:r>
       <w:proofErr w:type="spellStart"/>
       <w:r>
@@ -208,7 +390,7 @@
           <w:numId w:val="1"/>
         </w:numPr>
       </w:pPr>
-      <w:hyperlink r:id="rId9" w:history="1">
+      <w:hyperlink r:id="rId10" w:history="1">
         <w:r>
           <w:rPr>
             <w:rStyle w:val="Hyperlink"/>
@@ -222,25 +404,97 @@
         <w:t xml:space="preserve"> : </w:t>
       </w:r>
       <w:r>
-        <w:t xml:space="preserve">it was a kind of interesting question. First of all it was difficult to get the intuition of the question but it is quite a simple type of concept. I need to check the </w:t>
+        <w:t xml:space="preserve">it was a kind of interesting question. </w:t>
+      </w:r>
+      <w:proofErr w:type="gramStart"/>
+      <w:r>
+        <w:t>First of all</w:t>
+      </w:r>
+      <w:proofErr w:type="gramEnd"/>
+      <w:r>
+        <w:t xml:space="preserve"> it was difficult to get the intuition of the </w:t>
+      </w:r>
+      <w:proofErr w:type="gramStart"/>
+      <w:r>
+        <w:t>question</w:t>
+      </w:r>
+      <w:proofErr w:type="gramEnd"/>
+      <w:r>
+        <w:t xml:space="preserve"> but it is quite a simple type of concept. I need to check the </w:t>
       </w:r>
       <w:r>
         <w:t xml:space="preserve">base </w:t>
       </w:r>
       <w:r>
-        <w:t>Case. If the total gas is less than the total cost then I can't make a circular move. It will just return -1.</w:t>
+        <w:t xml:space="preserve">Case. If the total gas is less than the total </w:t>
+      </w:r>
+      <w:proofErr w:type="gramStart"/>
+      <w:r>
+        <w:t>cost</w:t>
+      </w:r>
+      <w:proofErr w:type="gramEnd"/>
+      <w:r>
+        <w:t xml:space="preserve"> then I can't make a circular move. It will just return -1.</w:t>
       </w:r>
       <w:r>
         <w:t xml:space="preserve"> </w:t>
       </w:r>
       <w:r>
-        <w:t>If it is otherwise then there must be a unique answer in the question. As a result I have to check that from a certain index I can just traverse the rest of the array.</w:t>
+        <w:t xml:space="preserve">If it is </w:t>
+      </w:r>
+      <w:proofErr w:type="gramStart"/>
+      <w:r>
+        <w:t>otherwise</w:t>
+      </w:r>
+      <w:proofErr w:type="gramEnd"/>
+      <w:r>
+        <w:t xml:space="preserve"> then there must be a unique answer </w:t>
+      </w:r>
+      <w:proofErr w:type="gramStart"/>
+      <w:r>
+        <w:t>in</w:t>
+      </w:r>
+      <w:proofErr w:type="gramEnd"/>
+      <w:r>
+        <w:t xml:space="preserve"> the question. As a </w:t>
+      </w:r>
+      <w:proofErr w:type="gramStart"/>
+      <w:r>
+        <w:t>result</w:t>
+      </w:r>
+      <w:proofErr w:type="gramEnd"/>
+      <w:r>
+        <w:t xml:space="preserve"> I </w:t>
+      </w:r>
+      <w:proofErr w:type="gramStart"/>
+      <w:r>
+        <w:t>have to</w:t>
+      </w:r>
+      <w:proofErr w:type="gramEnd"/>
+      <w:r>
+        <w:t xml:space="preserve"> check that from a certain index I can just traverse the rest of the array.</w:t>
       </w:r>
       <w:r>
         <w:t xml:space="preserve"> </w:t>
       </w:r>
       <w:r>
-        <w:t>That means if I start with index 0 and I have a total of 5 stations, then I have to check that I can just traverse the rest 4 stations from my first station.</w:t>
+        <w:t xml:space="preserve">That means if I start with index 0 and I have a total of 5 stations, then I </w:t>
+      </w:r>
+      <w:proofErr w:type="gramStart"/>
+      <w:r>
+        <w:t>have to</w:t>
+      </w:r>
+      <w:proofErr w:type="gramEnd"/>
+      <w:r>
+        <w:t xml:space="preserve"> check that I can just </w:t>
+      </w:r>
+      <w:proofErr w:type="gramStart"/>
+      <w:r>
+        <w:t>traverse</w:t>
+      </w:r>
+      <w:proofErr w:type="gramEnd"/>
+      <w:r>
+        <w:t xml:space="preserve"> the rest 4 stations from my first station.</w:t>
       </w:r>
     </w:p>
     <w:p>
@@ -248,11 +502,16 @@
         <w:pStyle w:val="ListParagraph"/>
       </w:pPr>
       <w:r>
-        <w:t xml:space="preserve">The base cases are handled with the total cost and total gas sector </w:t>
+        <w:t xml:space="preserve">The base cases are handled with the total cost and total gas </w:t>
+      </w:r>
+      <w:proofErr w:type="gramStart"/>
+      <w:r>
+        <w:t xml:space="preserve">sector </w:t>
       </w:r>
       <w:r>
         <w:t>.</w:t>
       </w:r>
+      <w:proofErr w:type="gramEnd"/>
     </w:p>
     <w:p>
       <w:r>
@@ -261,36 +520,71 @@
     </w:p>
     <w:p/>
     <w:p>
-      <w:r>
-        <w:t xml:space="preserve">Secondly I have done machine learning </w:t>
+      <w:proofErr w:type="gramStart"/>
+      <w:r>
+        <w:t>Secondly</w:t>
+      </w:r>
+      <w:proofErr w:type="gramEnd"/>
+      <w:r>
+        <w:t xml:space="preserve"> I have done machine </w:t>
+      </w:r>
+      <w:proofErr w:type="gramStart"/>
+      <w:r>
+        <w:t xml:space="preserve">learning </w:t>
       </w:r>
       <w:r>
         <w:t>.</w:t>
       </w:r>
+      <w:proofErr w:type="gramEnd"/>
       <w:r>
         <w:t xml:space="preserve"> I am just revising the concepts of the traditional machine learning algorithms with the core intuition and the proper mathematical derivation of the algorithms. Today I have </w:t>
       </w:r>
       <w:r>
-        <w:t xml:space="preserve">revised Naïve Bayes classifier for both numerical and categorical data  and </w:t>
-      </w:r>
-      <w:r>
-        <w:t>K Nearest Neighbors</w:t>
-      </w:r>
+        <w:t xml:space="preserve">revised Naïve Bayes classifier for both numerical </w:t>
+      </w:r>
+      <w:r>
+        <w:lastRenderedPageBreak/>
+        <w:t xml:space="preserve">and categorical </w:t>
+      </w:r>
+      <w:proofErr w:type="gramStart"/>
+      <w:r>
+        <w:t>data  and</w:t>
+      </w:r>
+      <w:proofErr w:type="gramEnd"/>
       <w:r>
         <w:t xml:space="preserve"> </w:t>
       </w:r>
       <w:r>
+        <w:t xml:space="preserve">K Nearest </w:t>
+      </w:r>
+      <w:proofErr w:type="gramStart"/>
+      <w:r>
+        <w:t>Neighbors</w:t>
+      </w:r>
+      <w:r>
+        <w:t xml:space="preserve"> </w:t>
+      </w:r>
+      <w:r>
         <w:t>.</w:t>
       </w:r>
       <w:r>
         <w:t>I</w:t>
       </w:r>
+      <w:proofErr w:type="gramEnd"/>
       <w:r>
         <w:tab/>
         <w:t xml:space="preserve"> am doing these </w:t>
       </w:r>
       <w:r>
-        <w:t xml:space="preserve">such like I am building these algorithm from scratch and the </w:t>
+        <w:t xml:space="preserve">such like I am building </w:t>
+      </w:r>
+      <w:proofErr w:type="gramStart"/>
+      <w:r>
+        <w:t>these algorithm</w:t>
+      </w:r>
+      <w:proofErr w:type="gramEnd"/>
+      <w:r>
+        <w:t xml:space="preserve"> from scratch and the </w:t>
       </w:r>
       <w:proofErr w:type="spellStart"/>
       <w:r>
@@ -311,7 +605,6 @@
     </w:p>
     <w:p>
       <w:r>
-        <w:lastRenderedPageBreak/>
         <w:t xml:space="preserve"> </w:t>
       </w:r>
     </w:p>
@@ -339,15 +632,52 @@
         <w:t xml:space="preserve">course of machine learning and building your own </w:t>
       </w:r>
       <w:proofErr w:type="spellStart"/>
+      <w:proofErr w:type="gramStart"/>
       <w:r>
         <w:t>llm</w:t>
       </w:r>
       <w:proofErr w:type="spellEnd"/>
       <w:r>
-        <w:t xml:space="preserve"> . Its kind of fun to code the activation </w:t>
-      </w:r>
-      <w:r>
-        <w:t>, gradient descent algorithm , linear regression and other staffs from scratch . I have just started with that transformer architecture.</w:t>
+        <w:t xml:space="preserve"> .</w:t>
+      </w:r>
+      <w:proofErr w:type="gramEnd"/>
+      <w:r>
+        <w:t xml:space="preserve"> </w:t>
+      </w:r>
+      <w:proofErr w:type="gramStart"/>
+      <w:r>
+        <w:t>Its</w:t>
+      </w:r>
+      <w:proofErr w:type="gramEnd"/>
+      <w:r>
+        <w:t xml:space="preserve"> kind of fun to code the </w:t>
+      </w:r>
+      <w:proofErr w:type="gramStart"/>
+      <w:r>
+        <w:t xml:space="preserve">activation </w:t>
+      </w:r>
+      <w:r>
+        <w:t>,</w:t>
+      </w:r>
+      <w:proofErr w:type="gramEnd"/>
+      <w:r>
+        <w:t xml:space="preserve"> gradient descent </w:t>
+      </w:r>
+      <w:proofErr w:type="gramStart"/>
+      <w:r>
+        <w:t>algorithm ,</w:t>
+      </w:r>
+      <w:proofErr w:type="gramEnd"/>
+      <w:r>
+        <w:t xml:space="preserve"> linear regression and other staffs from </w:t>
+      </w:r>
+      <w:proofErr w:type="gramStart"/>
+      <w:r>
+        <w:t>scratch .</w:t>
+      </w:r>
+      <w:proofErr w:type="gramEnd"/>
+      <w:r>
+        <w:t xml:space="preserve"> I have just started with that transformer architecture.</w:t>
       </w:r>
     </w:p>
     <w:p>
@@ -358,7 +688,23 @@
         <w:t xml:space="preserve"> How a neural network learns from its mistakes or errors</w:t>
       </w:r>
       <w:r>
-        <w:t xml:space="preserve">, chain rule of back propagation , </w:t>
+        <w:t xml:space="preserve">, chain </w:t>
+      </w:r>
+      <w:proofErr w:type="gramStart"/>
+      <w:r>
+        <w:t>rule</w:t>
+      </w:r>
+      <w:proofErr w:type="gramEnd"/>
+      <w:r>
+        <w:t xml:space="preserve"> of back </w:t>
+      </w:r>
+      <w:proofErr w:type="gramStart"/>
+      <w:r>
+        <w:t>propagation ,</w:t>
+      </w:r>
+      <w:proofErr w:type="gramEnd"/>
+      <w:r>
+        <w:t xml:space="preserve"> </w:t>
       </w:r>
       <w:proofErr w:type="spellStart"/>
       <w:r>
@@ -368,9 +714,11 @@
       <w:r>
         <w:t xml:space="preserve"> </w:t>
       </w:r>
+      <w:proofErr w:type="gramStart"/>
       <w:r>
         <w:t>neuron ,</w:t>
       </w:r>
+      <w:proofErr w:type="gramEnd"/>
     </w:p>
     <w:p>
       <w:pPr>
@@ -1221,6 +1569,7 @@
   <w:style w:type="character" w:default="1" w:styleId="DefaultParagraphFont">
     <w:name w:val="Default Paragraph Font"/>
     <w:uiPriority w:val="1"/>
+    <w:semiHidden/>
     <w:unhideWhenUsed/>
   </w:style>
   <w:style w:type="table" w:default="1" w:styleId="TableNormal">
@@ -1865,4 +2214,16 @@
     </a:ext>
   </a:extLst>
 </a:theme>
+</file>
+
+<file path=customXml/item1.xml><?xml version="1.0" encoding="utf-8"?>
+<b:Sources xmlns:b="http://schemas.openxmlformats.org/officeDocument/2006/bibliography" xmlns="http://schemas.openxmlformats.org/officeDocument/2006/bibliography" SelectedStyle="\APASixthEditionOfficeOnline.xsl" StyleName="APA" Version="6"/>
+</file>
+
+<file path=customXml/itemProps1.xml><?xml version="1.0" encoding="utf-8"?>
+<ds:datastoreItem xmlns:ds="http://schemas.openxmlformats.org/officeDocument/2006/customXml" ds:itemID="{48203DA0-03B1-4778-9A57-B901795B802E}">
+  <ds:schemaRefs>
+    <ds:schemaRef ds:uri="http://schemas.openxmlformats.org/officeDocument/2006/bibliography"/>
+  </ds:schemaRefs>
+</ds:datastoreItem>
 </file>